--- a/week5/Labs/W5 - S2 - PRACTICE -  API_Integration.docx
+++ b/week5/Labs/W5 - S2 - PRACTICE -  API_Integration.docx
@@ -1,6 +1,6 @@
 
 <file path=word/document.xml><?xml version="1.0" encoding="utf-8"?>
-<w:document xmlns:wpc="http://schemas.microsoft.com/office/word/2010/wordprocessingCanvas" xmlns:cx="http://schemas.microsoft.com/office/drawing/2014/chartex" xmlns:cx1="http://schemas.microsoft.com/office/drawing/2015/9/8/chartex" xmlns:cx2="http://schemas.microsoft.com/office/drawing/2015/10/21/chartex" xmlns:cx3="http://schemas.microsoft.com/office/drawing/2016/5/9/chartex" xmlns:cx4="http://schemas.microsoft.com/office/drawing/2016/5/10/chartex" xmlns:cx5="http://schemas.microsoft.com/office/drawing/2016/5/11/chartex" xmlns:cx6="http://schemas.microsoft.com/office/drawing/2016/5/12/chartex" xmlns:cx7="http://schemas.microsoft.com/office/drawing/2016/5/13/chartex" xmlns:cx8="http://schemas.microsoft.com/office/drawing/2016/5/14/chartex" xmlns:mc="http://schemas.openxmlformats.org/markup-compatibility/2006" xmlns:aink="http://schemas.microsoft.com/office/drawing/2016/ink" xmlns:am3d="http://schemas.microsoft.com/office/drawing/2017/model3d" xmlns:o="urn:schemas-microsoft-com:office:office" xmlns:oel="http://schemas.microsoft.com/office/2019/extlst" xmlns:r="http://schemas.openxmlformats.org/officeDocument/2006/relationships" xmlns:m="http://schemas.openxmlformats.org/officeDocument/2006/math" xmlns:v="urn:schemas-microsoft-com:vml" xmlns:wp14="http://schemas.microsoft.com/office/word/2010/wordprocessingDrawing" xmlns:wp="http://schemas.openxmlformats.org/drawingml/2006/wordprocessingDrawing" xmlns:w10="urn:schemas-microsoft-com:office:word" xmlns:w="http://schemas.openxmlformats.org/wordprocessingml/2006/main" xmlns:w14="http://schemas.microsoft.com/office/word/2010/wordml" xmlns:w15="http://schemas.microsoft.com/office/word/2012/wordml" xmlns:w16cex="http://schemas.microsoft.com/office/word/2018/wordml/cex" xmlns:w16cid="http://schemas.microsoft.com/office/word/2016/wordml/cid" xmlns:w16="http://schemas.microsoft.com/office/word/2018/wordml" xmlns:w16sdtdh="http://schemas.microsoft.com/office/word/2020/wordml/sdtdatahash" xmlns:w16se="http://schemas.microsoft.com/office/word/2015/wordml/symex" xmlns:wpg="http://schemas.microsoft.com/office/word/2010/wordprocessingGroup" xmlns:wpi="http://schemas.microsoft.com/office/word/2010/wordprocessingInk" xmlns:wne="http://schemas.microsoft.com/office/word/2006/wordml" xmlns:wps="http://schemas.microsoft.com/office/word/2010/wordprocessingShape" mc:Ignorable="w14 w15 w16se w16cid w16 w16cex w16sdtdh wp14">
+<w:document xmlns:wpc="http://schemas.microsoft.com/office/word/2010/wordprocessingCanvas" xmlns:cx="http://schemas.microsoft.com/office/drawing/2014/chartex" xmlns:cx1="http://schemas.microsoft.com/office/drawing/2015/9/8/chartex" xmlns:cx2="http://schemas.microsoft.com/office/drawing/2015/10/21/chartex" xmlns:cx3="http://schemas.microsoft.com/office/drawing/2016/5/9/chartex" xmlns:cx4="http://schemas.microsoft.com/office/drawing/2016/5/10/chartex" xmlns:cx5="http://schemas.microsoft.com/office/drawing/2016/5/11/chartex" xmlns:cx6="http://schemas.microsoft.com/office/drawing/2016/5/12/chartex" xmlns:cx7="http://schemas.microsoft.com/office/drawing/2016/5/13/chartex" xmlns:cx8="http://schemas.microsoft.com/office/drawing/2016/5/14/chartex" xmlns:mc="http://schemas.openxmlformats.org/markup-compatibility/2006" xmlns:aink="http://schemas.microsoft.com/office/drawing/2016/ink" xmlns:am3d="http://schemas.microsoft.com/office/drawing/2017/model3d" xmlns:o="urn:schemas-microsoft-com:office:office" xmlns:oel="http://schemas.microsoft.com/office/2019/extlst" xmlns:r="http://schemas.openxmlformats.org/officeDocument/2006/relationships" xmlns:m="http://schemas.openxmlformats.org/officeDocument/2006/math" xmlns:v="urn:schemas-microsoft-com:vml" xmlns:wp14="http://schemas.microsoft.com/office/word/2010/wordprocessingDrawing" xmlns:wp="http://schemas.openxmlformats.org/drawingml/2006/wordprocessingDrawing" xmlns:w10="urn:schemas-microsoft-com:office:word" xmlns:w="http://schemas.openxmlformats.org/wordprocessingml/2006/main" xmlns:w14="http://schemas.microsoft.com/office/word/2010/wordml" xmlns:w15="http://schemas.microsoft.com/office/word/2012/wordml" xmlns:w16cex="http://schemas.microsoft.com/office/word/2018/wordml/cex" xmlns:w16cid="http://schemas.microsoft.com/office/word/2016/wordml/cid" xmlns:w16="http://schemas.microsoft.com/office/word/2018/wordml" xmlns:w16du="http://schemas.microsoft.com/office/word/2023/wordml/word16du" xmlns:w16sdtdh="http://schemas.microsoft.com/office/word/2020/wordml/sdtdatahash" xmlns:w16sdtfl="http://schemas.microsoft.com/office/word/2024/wordml/sdtformatlock" xmlns:w16se="http://schemas.microsoft.com/office/word/2015/wordml/symex" xmlns:wpg="http://schemas.microsoft.com/office/word/2010/wordprocessingGroup" xmlns:wpi="http://schemas.microsoft.com/office/word/2010/wordprocessingInk" xmlns:wne="http://schemas.microsoft.com/office/word/2006/wordml" xmlns:wps="http://schemas.microsoft.com/office/word/2010/wordprocessingShape" mc:Ignorable="w14 w15 w16se w16cid w16 w16cex w16sdtdh w16sdtfl w16du wp14">
   <w:body>
     <w:p/>
     <w:p>
@@ -66,7 +66,7 @@
           <w:noProof/>
         </w:rPr>
         <w:drawing>
-          <wp:inline distT="0" distB="0" distL="0" distR="0" wp14:anchorId="7576610E" wp14:editId="4AD79B27">
+          <wp:inline distT="0" distB="0" distL="0" distR="0" wp14:anchorId="7576610E" wp14:editId="3AEF45CE">
             <wp:extent cx="189865" cy="189865"/>
             <wp:effectExtent l="0" t="0" r="635" b="635"/>
             <wp:docPr id="7" name="Picture 7"/>
@@ -390,7 +390,6 @@
         </w:rPr>
         <w:t xml:space="preserve">know more about </w:t>
       </w:r>
-      <w:proofErr w:type="spellStart"/>
       <w:r>
         <w:rPr>
           <w:rFonts w:asciiTheme="majorHAnsi" w:hAnsiTheme="majorHAnsi" w:cstheme="majorHAnsi"/>
@@ -406,7 +405,6 @@
         </w:rPr>
         <w:t>xios</w:t>
       </w:r>
-      <w:proofErr w:type="spellEnd"/>
       <w:r>
         <w:rPr>
           <w:rFonts w:asciiTheme="majorHAnsi" w:hAnsiTheme="majorHAnsi" w:cstheme="majorHAnsi"/>
@@ -479,27 +477,18 @@
         </w:rPr>
         <w:t xml:space="preserve"> the following documents to know more about </w:t>
       </w:r>
-      <w:proofErr w:type="spellStart"/>
       <w:r>
         <w:rPr>
           <w:rFonts w:asciiTheme="majorHAnsi" w:hAnsiTheme="majorHAnsi" w:cstheme="majorHAnsi"/>
           <w:color w:val="000000"/>
         </w:rPr>
-        <w:t>Axios</w:t>
-      </w:r>
-      <w:proofErr w:type="spellEnd"/>
+        <w:t>Axios with React</w:t>
+      </w:r>
       <w:r>
         <w:rPr>
           <w:rFonts w:asciiTheme="majorHAnsi" w:hAnsiTheme="majorHAnsi" w:cstheme="majorHAnsi"/>
           <w:color w:val="000000"/>
         </w:rPr>
-        <w:t xml:space="preserve"> with React</w:t>
-      </w:r>
-      <w:r>
-        <w:rPr>
-          <w:rFonts w:asciiTheme="majorHAnsi" w:hAnsiTheme="majorHAnsi" w:cstheme="majorHAnsi"/>
-          <w:color w:val="000000"/>
-        </w:rPr>
         <w:t>:</w:t>
       </w:r>
     </w:p>
@@ -508,7 +497,7 @@
       <w:pPr>
         <w:ind w:left="709"/>
         <w:rPr>
-          <w:rFonts w:eastAsia="Malgun Gothic" w:hint="eastAsia"/>
+          <w:rFonts w:eastAsia="Malgun Gothic"/>
           <w:lang w:eastAsia="ko-KR"/>
         </w:rPr>
       </w:pPr>
@@ -921,25 +910,7 @@
           <w:sz w:val="22"/>
           <w:szCs w:val="22"/>
         </w:rPr>
-        <w:t xml:space="preserve">Use </w:t>
-      </w:r>
-      <w:proofErr w:type="spellStart"/>
-      <w:r>
-        <w:rPr>
-          <w:rFonts w:asciiTheme="majorHAnsi" w:hAnsiTheme="majorHAnsi" w:cstheme="majorHAnsi"/>
-          <w:sz w:val="22"/>
-          <w:szCs w:val="22"/>
-        </w:rPr>
-        <w:t>Axios</w:t>
-      </w:r>
-      <w:proofErr w:type="spellEnd"/>
-      <w:r>
-        <w:rPr>
-          <w:rFonts w:asciiTheme="majorHAnsi" w:hAnsiTheme="majorHAnsi" w:cstheme="majorHAnsi"/>
-          <w:sz w:val="22"/>
-          <w:szCs w:val="22"/>
-        </w:rPr>
-        <w:t xml:space="preserve"> to perform GET, POST, PUT, DELETE requests</w:t>
+        <w:t>Use Axios to perform GET, POST, PUT, DELETE requests</w:t>
       </w:r>
     </w:p>
     <w:p>
@@ -1225,7 +1196,6 @@
                 <w:rStyle w:val="hljs-title"/>
               </w:rPr>
             </w:pPr>
-            <w:proofErr w:type="spellStart"/>
             <w:r>
               <w:rPr>
                 <w:rFonts w:ascii="Consolas" w:hAnsi="Consolas"/>
@@ -1233,17 +1203,7 @@
                 <w:szCs w:val="22"/>
                 <w:lang w:val="en-US"/>
               </w:rPr>
-              <w:t>Axios</w:t>
-            </w:r>
-            <w:proofErr w:type="spellEnd"/>
-            <w:r>
-              <w:rPr>
-                <w:rFonts w:ascii="Consolas" w:hAnsi="Consolas"/>
-                <w:sz w:val="22"/>
-                <w:szCs w:val="22"/>
-                <w:lang w:val="en-US"/>
-              </w:rPr>
-              <w:t xml:space="preserve"> </w:t>
+              <w:t xml:space="preserve">Axios </w:t>
             </w:r>
             <w:r>
               <w:rPr>
@@ -1282,7 +1242,6 @@
               </w:rPr>
             </w:pPr>
             <w:proofErr w:type="spellStart"/>
-            <w:proofErr w:type="gramStart"/>
             <w:r>
               <w:rPr>
                 <w:rStyle w:val="hljs-title"/>
@@ -1296,7 +1255,6 @@
               </w:rPr>
               <w:t>(</w:t>
             </w:r>
-            <w:proofErr w:type="gramEnd"/>
             <w:r>
               <w:rPr>
                 <w:rStyle w:val="hljs-function"/>
@@ -1367,14 +1325,7 @@
               <w:rPr>
                 <w:rStyle w:val="HTMLCode"/>
               </w:rPr>
-              <w:t xml:space="preserve">    </w:t>
-            </w:r>
-            <w:proofErr w:type="gramStart"/>
-            <w:r>
-              <w:rPr>
-                <w:rStyle w:val="HTMLCode"/>
-              </w:rPr>
-              <w:t>.</w:t>
+              <w:t xml:space="preserve">    .</w:t>
             </w:r>
             <w:r>
               <w:rPr>
@@ -1382,7 +1333,6 @@
               </w:rPr>
               <w:t>then</w:t>
             </w:r>
-            <w:proofErr w:type="gramEnd"/>
             <w:r>
               <w:rPr>
                 <w:rStyle w:val="HTMLCode"/>
@@ -1447,14 +1397,7 @@
               <w:rPr>
                 <w:rStyle w:val="HTMLCode"/>
               </w:rPr>
-              <w:t xml:space="preserve">    </w:t>
-            </w:r>
-            <w:proofErr w:type="gramStart"/>
-            <w:r>
-              <w:rPr>
-                <w:rStyle w:val="HTMLCode"/>
-              </w:rPr>
-              <w:t>.</w:t>
+              <w:t xml:space="preserve">    .</w:t>
             </w:r>
             <w:r>
               <w:rPr>
@@ -1462,7 +1405,6 @@
               </w:rPr>
               <w:t>catch</w:t>
             </w:r>
-            <w:proofErr w:type="gramEnd"/>
             <w:r>
               <w:rPr>
                 <w:rStyle w:val="HTMLCode"/>
@@ -1606,7 +1548,6 @@
         <w:t xml:space="preserve">Use </w:t>
       </w:r>
       <w:proofErr w:type="spellStart"/>
-      <w:proofErr w:type="gramStart"/>
       <w:r>
         <w:rPr>
           <w:rStyle w:val="HTMLCode"/>
@@ -1618,14 +1559,7 @@
         <w:rPr>
           <w:rStyle w:val="HTMLCode"/>
         </w:rPr>
-        <w:t>(</w:t>
-      </w:r>
-      <w:proofErr w:type="gramEnd"/>
-      <w:r>
-        <w:rPr>
-          <w:rStyle w:val="HTMLCode"/>
-        </w:rPr>
-        <w:t>)</w:t>
+        <w:t>()</w:t>
       </w:r>
       <w:r>
         <w:t xml:space="preserve"> from React Router.</w:t>
@@ -1652,7 +1586,6 @@
                 <w:rStyle w:val="HTMLCode"/>
               </w:rPr>
             </w:pPr>
-            <w:proofErr w:type="spellStart"/>
             <w:r>
               <w:rPr>
                 <w:rFonts w:ascii="Consolas" w:hAnsi="Consolas"/>
@@ -1660,17 +1593,7 @@
                 <w:szCs w:val="22"/>
                 <w:lang w:val="en-US"/>
               </w:rPr>
-              <w:t>Axios</w:t>
-            </w:r>
-            <w:proofErr w:type="spellEnd"/>
-            <w:r>
-              <w:rPr>
-                <w:rFonts w:ascii="Consolas" w:hAnsi="Consolas"/>
-                <w:sz w:val="22"/>
-                <w:szCs w:val="22"/>
-                <w:lang w:val="en-US"/>
-              </w:rPr>
-              <w:t xml:space="preserve"> </w:t>
+              <w:t xml:space="preserve">Axios </w:t>
             </w:r>
             <w:r>
               <w:rPr>
@@ -1895,7 +1818,6 @@
                 <w:rStyle w:val="HTMLCode"/>
               </w:rPr>
             </w:pPr>
-            <w:proofErr w:type="spellStart"/>
             <w:r>
               <w:rPr>
                 <w:rFonts w:ascii="Consolas" w:hAnsi="Consolas"/>
@@ -1903,17 +1825,7 @@
                 <w:szCs w:val="22"/>
                 <w:lang w:val="en-US"/>
               </w:rPr>
-              <w:t>Axios</w:t>
-            </w:r>
-            <w:proofErr w:type="spellEnd"/>
-            <w:r>
-              <w:rPr>
-                <w:rFonts w:ascii="Consolas" w:hAnsi="Consolas"/>
-                <w:sz w:val="22"/>
-                <w:szCs w:val="22"/>
-                <w:lang w:val="en-US"/>
-              </w:rPr>
-              <w:t xml:space="preserve"> POST </w:t>
+              <w:t xml:space="preserve">Axios POST </w:t>
             </w:r>
             <w:r>
               <w:rPr>
@@ -1964,7 +1876,6 @@
               </w:tabs>
             </w:pPr>
             <w:proofErr w:type="spellStart"/>
-            <w:proofErr w:type="gramStart"/>
             <w:r>
               <w:rPr>
                 <w:rStyle w:val="HTMLCode"/>
@@ -1984,7 +1895,6 @@
               </w:rPr>
               <w:t>(</w:t>
             </w:r>
-            <w:proofErr w:type="gramEnd"/>
             <w:r>
               <w:rPr>
                 <w:rStyle w:val="hljs-string"/>
@@ -2046,7 +1956,6 @@
           <w:szCs w:val="22"/>
           <w:lang w:val="en-US"/>
         </w:rPr>
-        <w:lastRenderedPageBreak/>
         <w:t>Q4 – Update Existing Article</w:t>
       </w:r>
     </w:p>
@@ -2129,7 +2038,6 @@
                 <w:rStyle w:val="HTMLCode"/>
               </w:rPr>
             </w:pPr>
-            <w:proofErr w:type="spellStart"/>
             <w:r>
               <w:rPr>
                 <w:rFonts w:ascii="Consolas" w:hAnsi="Consolas"/>
@@ -2137,17 +2045,7 @@
                 <w:szCs w:val="22"/>
                 <w:lang w:val="en-US"/>
               </w:rPr>
-              <w:t>Axios</w:t>
-            </w:r>
-            <w:proofErr w:type="spellEnd"/>
-            <w:r>
-              <w:rPr>
-                <w:rFonts w:ascii="Consolas" w:hAnsi="Consolas"/>
-                <w:sz w:val="22"/>
-                <w:szCs w:val="22"/>
-                <w:lang w:val="en-US"/>
-              </w:rPr>
-              <w:t xml:space="preserve"> POST </w:t>
+              <w:t xml:space="preserve">Axios POST </w:t>
             </w:r>
             <w:r>
               <w:rPr>
@@ -2297,7 +2195,6 @@
         <w:t xml:space="preserve">How did using </w:t>
       </w:r>
       <w:proofErr w:type="spellStart"/>
-      <w:proofErr w:type="gramStart"/>
       <w:r>
         <w:rPr>
           <w:rStyle w:val="HTMLCode"/>
@@ -2309,14 +2206,7 @@
         <w:rPr>
           <w:rStyle w:val="HTMLCode"/>
         </w:rPr>
-        <w:t>(</w:t>
-      </w:r>
-      <w:proofErr w:type="gramEnd"/>
-      <w:r>
-        <w:rPr>
-          <w:rStyle w:val="HTMLCode"/>
-        </w:rPr>
-        <w:t>)</w:t>
+        <w:t>()</w:t>
       </w:r>
       <w:r>
         <w:t xml:space="preserve"> and </w:t>
@@ -2924,7 +2814,6 @@
                 <w:rStyle w:val="HTMLCode"/>
               </w:rPr>
             </w:pPr>
-            <w:proofErr w:type="spellStart"/>
             <w:r>
               <w:rPr>
                 <w:rFonts w:ascii="Consolas" w:hAnsi="Consolas"/>
@@ -2932,17 +2821,7 @@
                 <w:szCs w:val="22"/>
                 <w:lang w:val="en-US"/>
               </w:rPr>
-              <w:t>Axios</w:t>
-            </w:r>
-            <w:proofErr w:type="spellEnd"/>
-            <w:r>
-              <w:rPr>
-                <w:rFonts w:ascii="Consolas" w:hAnsi="Consolas"/>
-                <w:sz w:val="22"/>
-                <w:szCs w:val="22"/>
-                <w:lang w:val="en-US"/>
-              </w:rPr>
-              <w:t xml:space="preserve"> GET </w:t>
+              <w:t xml:space="preserve">Axios GET </w:t>
             </w:r>
             <w:r>
               <w:rPr>
@@ -2978,7 +2857,6 @@
               </w:rPr>
             </w:pPr>
             <w:proofErr w:type="spellStart"/>
-            <w:proofErr w:type="gramStart"/>
             <w:r>
               <w:rPr>
                 <w:rStyle w:val="hljs-title"/>
@@ -2992,7 +2870,6 @@
               </w:rPr>
               <w:t>(</w:t>
             </w:r>
-            <w:proofErr w:type="gramEnd"/>
             <w:r>
               <w:rPr>
                 <w:rStyle w:val="hljs-function"/>
@@ -3020,7 +2897,6 @@
               <w:t xml:space="preserve">  </w:t>
             </w:r>
             <w:proofErr w:type="spellStart"/>
-            <w:proofErr w:type="gramStart"/>
             <w:r>
               <w:rPr>
                 <w:rStyle w:val="HTMLCode"/>
@@ -3040,7 +2916,6 @@
               </w:rPr>
               <w:t>(</w:t>
             </w:r>
-            <w:proofErr w:type="gramEnd"/>
             <w:r>
               <w:rPr>
                 <w:rStyle w:val="hljs-string"/>
@@ -3126,7 +3001,6 @@
               <w:t xml:space="preserve">  </w:t>
             </w:r>
             <w:proofErr w:type="spellStart"/>
-            <w:proofErr w:type="gramStart"/>
             <w:r>
               <w:rPr>
                 <w:rStyle w:val="HTMLCode"/>
@@ -3146,7 +3020,6 @@
               </w:rPr>
               <w:t>(</w:t>
             </w:r>
-            <w:proofErr w:type="gramEnd"/>
             <w:r>
               <w:rPr>
                 <w:rStyle w:val="hljs-string"/>
@@ -3345,7 +3218,6 @@
                 <w:rStyle w:val="HTMLCode"/>
               </w:rPr>
             </w:pPr>
-            <w:proofErr w:type="spellStart"/>
             <w:r>
               <w:rPr>
                 <w:rFonts w:ascii="Consolas" w:hAnsi="Consolas"/>
@@ -3353,17 +3225,7 @@
                 <w:szCs w:val="22"/>
                 <w:lang w:val="en-US"/>
               </w:rPr>
-              <w:t>Axios</w:t>
-            </w:r>
-            <w:proofErr w:type="spellEnd"/>
-            <w:r>
-              <w:rPr>
-                <w:rFonts w:ascii="Consolas" w:hAnsi="Consolas"/>
-                <w:sz w:val="22"/>
-                <w:szCs w:val="22"/>
-                <w:lang w:val="en-US"/>
-              </w:rPr>
-              <w:t xml:space="preserve"> GET </w:t>
+              <w:t xml:space="preserve">Axios GET </w:t>
             </w:r>
             <w:r>
               <w:rPr>
@@ -3422,21 +3284,7 @@
               <w:rPr>
                 <w:rStyle w:val="HTMLCode"/>
               </w:rPr>
-              <w:t xml:space="preserve">  </w:t>
-            </w:r>
-            <w:proofErr w:type="gramStart"/>
-            <w:r>
-              <w:rPr>
-                <w:rStyle w:val="HTMLCode"/>
-              </w:rPr>
-              <w:t>.then</w:t>
-            </w:r>
-            <w:proofErr w:type="gramEnd"/>
-            <w:r>
-              <w:rPr>
-                <w:rStyle w:val="HTMLCode"/>
-              </w:rPr>
-              <w:t xml:space="preserve">(res =&gt; </w:t>
+              <w:t xml:space="preserve">  .then(res =&gt; </w:t>
             </w:r>
             <w:proofErr w:type="spellStart"/>
             <w:r>
@@ -3576,7 +3424,6 @@
                 <w:rStyle w:val="HTMLCode"/>
               </w:rPr>
             </w:pPr>
-            <w:proofErr w:type="spellStart"/>
             <w:r>
               <w:rPr>
                 <w:rFonts w:ascii="Consolas" w:hAnsi="Consolas"/>
@@ -3584,17 +3431,7 @@
                 <w:szCs w:val="22"/>
                 <w:lang w:val="en-US"/>
               </w:rPr>
-              <w:t>Axios</w:t>
-            </w:r>
-            <w:proofErr w:type="spellEnd"/>
-            <w:r>
-              <w:rPr>
-                <w:rFonts w:ascii="Consolas" w:hAnsi="Consolas"/>
-                <w:sz w:val="22"/>
-                <w:szCs w:val="22"/>
-                <w:lang w:val="en-US"/>
-              </w:rPr>
-              <w:t xml:space="preserve"> GET </w:t>
+              <w:t xml:space="preserve">Axios GET </w:t>
             </w:r>
             <w:r>
               <w:rPr>
@@ -3653,21 +3490,7 @@
               <w:rPr>
                 <w:rStyle w:val="HTMLCode"/>
               </w:rPr>
-              <w:t xml:space="preserve">  </w:t>
-            </w:r>
-            <w:proofErr w:type="gramStart"/>
-            <w:r>
-              <w:rPr>
-                <w:rStyle w:val="HTMLCode"/>
-              </w:rPr>
-              <w:t>.then</w:t>
-            </w:r>
-            <w:proofErr w:type="gramEnd"/>
-            <w:r>
-              <w:rPr>
-                <w:rStyle w:val="HTMLCode"/>
-              </w:rPr>
-              <w:t xml:space="preserve">(res =&gt; </w:t>
+              <w:t xml:space="preserve">  .then(res =&gt; </w:t>
             </w:r>
             <w:proofErr w:type="spellStart"/>
             <w:r>
@@ -3978,6 +3801,9 @@
         </w:numPr>
         <w:spacing w:before="240" w:beforeAutospacing="0"/>
         <w:rPr>
+          <w:rStyle w:val="Emphasis"/>
+          <w:i w:val="0"/>
+          <w:iCs w:val="0"/>
           <w:lang w:eastAsia="ko-KR"/>
         </w:rPr>
       </w:pPr>
@@ -4009,6 +3835,25 @@
           <w:rStyle w:val="Emphasis"/>
         </w:rPr>
         <w:t>Explain the benefits of using nested routes for resource relationships in REST APIs.</w:t>
+      </w:r>
+    </w:p>
+    <w:p>
+      <w:pPr>
+        <w:pStyle w:val="NormalWeb"/>
+        <w:spacing w:before="240" w:beforeAutospacing="0"/>
+        <w:ind w:left="720"/>
+        <w:rPr>
+          <w:rStyle w:val="Emphasis"/>
+          <w:i w:val="0"/>
+          <w:iCs w:val="0"/>
+          <w:lang w:eastAsia="ko-KR"/>
+        </w:rPr>
+      </w:pPr>
+      <w:r>
+        <w:rPr>
+          <w:lang w:val="en" w:eastAsia="ko-KR"/>
+        </w:rPr>
+        <w:t>Sub-resource routes make the API feel more organized because they show clear relationships between data. For example, /journalists/:id/articles means “get articles written by this journalist.” This improves readability and helps understand how data is connected.</w:t>
       </w:r>
     </w:p>
     <w:p>
@@ -4019,6 +3864,11 @@
           <w:numId w:val="43"/>
         </w:numPr>
         <w:spacing w:before="240" w:beforeAutospacing="0"/>
+        <w:rPr>
+          <w:rStyle w:val="Emphasis"/>
+          <w:i w:val="0"/>
+          <w:iCs w:val="0"/>
+        </w:rPr>
       </w:pPr>
       <w:r>
         <w:rPr>
@@ -4034,6 +3884,19 @@
           <w:rStyle w:val="Emphasis"/>
         </w:rPr>
         <w:t>Discuss how you handled state updates and conditional rendering when multiple inputs affect the same output.</w:t>
+      </w:r>
+    </w:p>
+    <w:p>
+      <w:pPr>
+        <w:pStyle w:val="NormalWeb"/>
+        <w:spacing w:before="240" w:beforeAutospacing="0"/>
+        <w:ind w:left="720"/>
+      </w:pPr>
+      <w:r>
+        <w:rPr>
+          <w:lang w:val="en"/>
+        </w:rPr>
+        <w:t>The main challenge was handling two filters that both affect the same data. It required keeping separate states for journalist and category, then writing logic to decide which API to call. I solved this by using conditional checks in one function and making sure the UI updates correctly when filters change or reset.</w:t>
       </w:r>
     </w:p>
     <w:p>
@@ -4044,6 +3907,11 @@
           <w:numId w:val="43"/>
         </w:numPr>
         <w:spacing w:before="240" w:beforeAutospacing="0"/>
+        <w:rPr>
+          <w:rStyle w:val="Emphasis"/>
+          <w:i w:val="0"/>
+          <w:iCs w:val="0"/>
+        </w:rPr>
       </w:pPr>
       <w:r>
         <w:rPr>
@@ -4059,6 +3927,19 @@
           <w:rStyle w:val="Emphasis"/>
         </w:rPr>
         <w:t>Compare client-side filtering (in-memory) vs. server-side filtering (via query or nested routes).</w:t>
+      </w:r>
+    </w:p>
+    <w:p>
+      <w:pPr>
+        <w:pStyle w:val="NormalWeb"/>
+        <w:spacing w:before="240" w:beforeAutospacing="0"/>
+        <w:ind w:left="720"/>
+      </w:pPr>
+      <w:r>
+        <w:rPr>
+          <w:lang w:val="en"/>
+        </w:rPr>
+        <w:t xml:space="preserve">Frontend filtering is fast since data is already loaded, but it doesn’t work well with large datasets. Backend filtering is more efficient and scalable because it only sends needed data. </w:t>
       </w:r>
     </w:p>
     <w:p>
@@ -4069,6 +3950,11 @@
           <w:numId w:val="43"/>
         </w:numPr>
         <w:spacing w:before="240" w:beforeAutospacing="0"/>
+        <w:rPr>
+          <w:rStyle w:val="Emphasis"/>
+          <w:i w:val="0"/>
+          <w:iCs w:val="0"/>
+        </w:rPr>
       </w:pPr>
       <w:r>
         <w:rPr>
@@ -4084,6 +3970,56 @@
           <w:rStyle w:val="Emphasis"/>
         </w:rPr>
         <w:t>Think about adding query parameters or designing a new combined route.</w:t>
+      </w:r>
+    </w:p>
+    <w:p>
+      <w:pPr>
+        <w:pStyle w:val="NormalWeb"/>
+        <w:spacing w:before="240" w:beforeAutospacing="0"/>
+        <w:ind w:left="720"/>
+        <w:rPr>
+          <w:lang w:val="en"/>
+        </w:rPr>
+      </w:pPr>
+      <w:r>
+        <w:rPr>
+          <w:lang w:val="en"/>
+        </w:rPr>
+        <w:t>I would use query parameters like:</w:t>
+      </w:r>
+      <w:r>
+        <w:rPr>
+          <w:lang w:val="en"/>
+        </w:rPr>
+        <w:br/>
+        <w:t>/</w:t>
+      </w:r>
+      <w:proofErr w:type="spellStart"/>
+      <w:r>
+        <w:rPr>
+          <w:lang w:val="en"/>
+        </w:rPr>
+        <w:t>articles?journalistId</w:t>
+      </w:r>
+      <w:proofErr w:type="spellEnd"/>
+      <w:r>
+        <w:rPr>
+          <w:lang w:val="en"/>
+        </w:rPr>
+        <w:t>=1&amp;categoryId=2</w:t>
+      </w:r>
+      <w:r>
+        <w:rPr>
+          <w:lang w:val="en"/>
+        </w:rPr>
+        <w:br/>
+        <w:t>This allows flexible filtering without creating too many routes</w:t>
+      </w:r>
+      <w:r>
+        <w:rPr>
+          <w:lang w:val="en"/>
+        </w:rPr>
+        <w:t>.</w:t>
       </w:r>
     </w:p>
     <w:p>
@@ -4094,6 +4030,11 @@
           <w:numId w:val="43"/>
         </w:numPr>
         <w:spacing w:before="240" w:beforeAutospacing="0"/>
+        <w:rPr>
+          <w:rStyle w:val="Emphasis"/>
+          <w:i w:val="0"/>
+          <w:iCs w:val="0"/>
+        </w:rPr>
       </w:pPr>
       <w:r>
         <w:rPr>
@@ -4109,6 +4050,19 @@
           <w:rStyle w:val="Emphasis"/>
         </w:rPr>
         <w:t>Reflect on how state changes triggered data fetching and influenced the UI rendering logic.</w:t>
+      </w:r>
+    </w:p>
+    <w:p>
+      <w:pPr>
+        <w:pStyle w:val="NormalWeb"/>
+        <w:spacing w:before="240" w:beforeAutospacing="0"/>
+        <w:ind w:left="720"/>
+      </w:pPr>
+      <w:r>
+        <w:rPr>
+          <w:lang w:val="en"/>
+        </w:rPr>
+        <w:t>This exercise helped me see how user input (dropdowns) updates state, which then triggers API calls. The response updates the UI automatically. It showed how important state management and API integration are for building dynamic apps.</w:t>
       </w:r>
     </w:p>
     <w:p>
@@ -4134,7 +4088,7 @@
 </file>
 
 <file path=word/endnotes.xml><?xml version="1.0" encoding="utf-8"?>
-<w:endnotes xmlns:wpc="http://schemas.microsoft.com/office/word/2010/wordprocessingCanvas" xmlns:cx="http://schemas.microsoft.com/office/drawing/2014/chartex" xmlns:cx1="http://schemas.microsoft.com/office/drawing/2015/9/8/chartex" xmlns:cx2="http://schemas.microsoft.com/office/drawing/2015/10/21/chartex" xmlns:cx3="http://schemas.microsoft.com/office/drawing/2016/5/9/chartex" xmlns:cx4="http://schemas.microsoft.com/office/drawing/2016/5/10/chartex" xmlns:cx5="http://schemas.microsoft.com/office/drawing/2016/5/11/chartex" xmlns:cx6="http://schemas.microsoft.com/office/drawing/2016/5/12/chartex" xmlns:cx7="http://schemas.microsoft.com/office/drawing/2016/5/13/chartex" xmlns:cx8="http://schemas.microsoft.com/office/drawing/2016/5/14/chartex" xmlns:mc="http://schemas.openxmlformats.org/markup-compatibility/2006" xmlns:aink="http://schemas.microsoft.com/office/drawing/2016/ink" xmlns:am3d="http://schemas.microsoft.com/office/drawing/2017/model3d" xmlns:o="urn:schemas-microsoft-com:office:office" xmlns:oel="http://schemas.microsoft.com/office/2019/extlst" xmlns:r="http://schemas.openxmlformats.org/officeDocument/2006/relationships" xmlns:m="http://schemas.openxmlformats.org/officeDocument/2006/math" xmlns:v="urn:schemas-microsoft-com:vml" xmlns:wp14="http://schemas.microsoft.com/office/word/2010/wordprocessingDrawing" xmlns:wp="http://schemas.openxmlformats.org/drawingml/2006/wordprocessingDrawing" xmlns:w10="urn:schemas-microsoft-com:office:word" xmlns:w="http://schemas.openxmlformats.org/wordprocessingml/2006/main" xmlns:w14="http://schemas.microsoft.com/office/word/2010/wordml" xmlns:w15="http://schemas.microsoft.com/office/word/2012/wordml" xmlns:w16cex="http://schemas.microsoft.com/office/word/2018/wordml/cex" xmlns:w16cid="http://schemas.microsoft.com/office/word/2016/wordml/cid" xmlns:w16="http://schemas.microsoft.com/office/word/2018/wordml" xmlns:w16sdtdh="http://schemas.microsoft.com/office/word/2020/wordml/sdtdatahash" xmlns:w16se="http://schemas.microsoft.com/office/word/2015/wordml/symex" xmlns:wpg="http://schemas.microsoft.com/office/word/2010/wordprocessingGroup" xmlns:wpi="http://schemas.microsoft.com/office/word/2010/wordprocessingInk" xmlns:wne="http://schemas.microsoft.com/office/word/2006/wordml" xmlns:wps="http://schemas.microsoft.com/office/word/2010/wordprocessingShape" mc:Ignorable="w14 w15 w16se w16cid w16 w16cex w16sdtdh wp14">
+<w:endnotes xmlns:wpc="http://schemas.microsoft.com/office/word/2010/wordprocessingCanvas" xmlns:cx="http://schemas.microsoft.com/office/drawing/2014/chartex" xmlns:cx1="http://schemas.microsoft.com/office/drawing/2015/9/8/chartex" xmlns:cx2="http://schemas.microsoft.com/office/drawing/2015/10/21/chartex" xmlns:cx3="http://schemas.microsoft.com/office/drawing/2016/5/9/chartex" xmlns:cx4="http://schemas.microsoft.com/office/drawing/2016/5/10/chartex" xmlns:cx5="http://schemas.microsoft.com/office/drawing/2016/5/11/chartex" xmlns:cx6="http://schemas.microsoft.com/office/drawing/2016/5/12/chartex" xmlns:cx7="http://schemas.microsoft.com/office/drawing/2016/5/13/chartex" xmlns:cx8="http://schemas.microsoft.com/office/drawing/2016/5/14/chartex" xmlns:mc="http://schemas.openxmlformats.org/markup-compatibility/2006" xmlns:aink="http://schemas.microsoft.com/office/drawing/2016/ink" xmlns:am3d="http://schemas.microsoft.com/office/drawing/2017/model3d" xmlns:o="urn:schemas-microsoft-com:office:office" xmlns:oel="http://schemas.microsoft.com/office/2019/extlst" xmlns:r="http://schemas.openxmlformats.org/officeDocument/2006/relationships" xmlns:m="http://schemas.openxmlformats.org/officeDocument/2006/math" xmlns:v="urn:schemas-microsoft-com:vml" xmlns:wp14="http://schemas.microsoft.com/office/word/2010/wordprocessingDrawing" xmlns:wp="http://schemas.openxmlformats.org/drawingml/2006/wordprocessingDrawing" xmlns:w10="urn:schemas-microsoft-com:office:word" xmlns:w="http://schemas.openxmlformats.org/wordprocessingml/2006/main" xmlns:w14="http://schemas.microsoft.com/office/word/2010/wordml" xmlns:w15="http://schemas.microsoft.com/office/word/2012/wordml" xmlns:w16cex="http://schemas.microsoft.com/office/word/2018/wordml/cex" xmlns:w16cid="http://schemas.microsoft.com/office/word/2016/wordml/cid" xmlns:w16="http://schemas.microsoft.com/office/word/2018/wordml" xmlns:w16du="http://schemas.microsoft.com/office/word/2023/wordml/word16du" xmlns:w16sdtdh="http://schemas.microsoft.com/office/word/2020/wordml/sdtdatahash" xmlns:w16sdtfl="http://schemas.microsoft.com/office/word/2024/wordml/sdtformatlock" xmlns:w16se="http://schemas.microsoft.com/office/word/2015/wordml/symex" xmlns:wpg="http://schemas.microsoft.com/office/word/2010/wordprocessingGroup" xmlns:wpi="http://schemas.microsoft.com/office/word/2010/wordprocessingInk" xmlns:wne="http://schemas.microsoft.com/office/word/2006/wordml" xmlns:wps="http://schemas.microsoft.com/office/word/2010/wordprocessingShape" mc:Ignorable="w14 w15 w16se w16cid w16 w16cex w16sdtdh w16sdtfl w16du wp14">
   <w:endnote w:type="separator" w:id="-1">
     <w:p>
       <w:r>
@@ -4156,7 +4110,7 @@
 </file>
 
 <file path=word/footer1.xml><?xml version="1.0" encoding="utf-8"?>
-<w:ftr xmlns:wpc="http://schemas.microsoft.com/office/word/2010/wordprocessingCanvas" xmlns:cx="http://schemas.microsoft.com/office/drawing/2014/chartex" xmlns:cx1="http://schemas.microsoft.com/office/drawing/2015/9/8/chartex" xmlns:cx2="http://schemas.microsoft.com/office/drawing/2015/10/21/chartex" xmlns:cx3="http://schemas.microsoft.com/office/drawing/2016/5/9/chartex" xmlns:cx4="http://schemas.microsoft.com/office/drawing/2016/5/10/chartex" xmlns:cx5="http://schemas.microsoft.com/office/drawing/2016/5/11/chartex" xmlns:cx6="http://schemas.microsoft.com/office/drawing/2016/5/12/chartex" xmlns:cx7="http://schemas.microsoft.com/office/drawing/2016/5/13/chartex" xmlns:cx8="http://schemas.microsoft.com/office/drawing/2016/5/14/chartex" xmlns:mc="http://schemas.openxmlformats.org/markup-compatibility/2006" xmlns:aink="http://schemas.microsoft.com/office/drawing/2016/ink" xmlns:am3d="http://schemas.microsoft.com/office/drawing/2017/model3d" xmlns:o="urn:schemas-microsoft-com:office:office" xmlns:oel="http://schemas.microsoft.com/office/2019/extlst" xmlns:r="http://schemas.openxmlformats.org/officeDocument/2006/relationships" xmlns:m="http://schemas.openxmlformats.org/officeDocument/2006/math" xmlns:v="urn:schemas-microsoft-com:vml" xmlns:wp14="http://schemas.microsoft.com/office/word/2010/wordprocessingDrawing" xmlns:wp="http://schemas.openxmlformats.org/drawingml/2006/wordprocessingDrawing" xmlns:w10="urn:schemas-microsoft-com:office:word" xmlns:w="http://schemas.openxmlformats.org/wordprocessingml/2006/main" xmlns:w14="http://schemas.microsoft.com/office/word/2010/wordml" xmlns:w15="http://schemas.microsoft.com/office/word/2012/wordml" xmlns:w16cex="http://schemas.microsoft.com/office/word/2018/wordml/cex" xmlns:w16cid="http://schemas.microsoft.com/office/word/2016/wordml/cid" xmlns:w16="http://schemas.microsoft.com/office/word/2018/wordml" xmlns:w16sdtdh="http://schemas.microsoft.com/office/word/2020/wordml/sdtdatahash" xmlns:w16se="http://schemas.microsoft.com/office/word/2015/wordml/symex" xmlns:wpg="http://schemas.microsoft.com/office/word/2010/wordprocessingGroup" xmlns:wpi="http://schemas.microsoft.com/office/word/2010/wordprocessingInk" xmlns:wne="http://schemas.microsoft.com/office/word/2006/wordml" xmlns:wps="http://schemas.microsoft.com/office/word/2010/wordprocessingShape" mc:Ignorable="w14 w15 w16se w16cid w16 w16cex w16sdtdh wp14">
+<w:ftr xmlns:wpc="http://schemas.microsoft.com/office/word/2010/wordprocessingCanvas" xmlns:cx="http://schemas.microsoft.com/office/drawing/2014/chartex" xmlns:cx1="http://schemas.microsoft.com/office/drawing/2015/9/8/chartex" xmlns:cx2="http://schemas.microsoft.com/office/drawing/2015/10/21/chartex" xmlns:cx3="http://schemas.microsoft.com/office/drawing/2016/5/9/chartex" xmlns:cx4="http://schemas.microsoft.com/office/drawing/2016/5/10/chartex" xmlns:cx5="http://schemas.microsoft.com/office/drawing/2016/5/11/chartex" xmlns:cx6="http://schemas.microsoft.com/office/drawing/2016/5/12/chartex" xmlns:cx7="http://schemas.microsoft.com/office/drawing/2016/5/13/chartex" xmlns:cx8="http://schemas.microsoft.com/office/drawing/2016/5/14/chartex" xmlns:mc="http://schemas.openxmlformats.org/markup-compatibility/2006" xmlns:aink="http://schemas.microsoft.com/office/drawing/2016/ink" xmlns:am3d="http://schemas.microsoft.com/office/drawing/2017/model3d" xmlns:o="urn:schemas-microsoft-com:office:office" xmlns:oel="http://schemas.microsoft.com/office/2019/extlst" xmlns:r="http://schemas.openxmlformats.org/officeDocument/2006/relationships" xmlns:m="http://schemas.openxmlformats.org/officeDocument/2006/math" xmlns:v="urn:schemas-microsoft-com:vml" xmlns:wp14="http://schemas.microsoft.com/office/word/2010/wordprocessingDrawing" xmlns:wp="http://schemas.openxmlformats.org/drawingml/2006/wordprocessingDrawing" xmlns:w10="urn:schemas-microsoft-com:office:word" xmlns:w="http://schemas.openxmlformats.org/wordprocessingml/2006/main" xmlns:w14="http://schemas.microsoft.com/office/word/2010/wordml" xmlns:w15="http://schemas.microsoft.com/office/word/2012/wordml" xmlns:w16cex="http://schemas.microsoft.com/office/word/2018/wordml/cex" xmlns:w16cid="http://schemas.microsoft.com/office/word/2016/wordml/cid" xmlns:w16="http://schemas.microsoft.com/office/word/2018/wordml" xmlns:w16du="http://schemas.microsoft.com/office/word/2023/wordml/word16du" xmlns:w16sdtdh="http://schemas.microsoft.com/office/word/2020/wordml/sdtdatahash" xmlns:w16sdtfl="http://schemas.microsoft.com/office/word/2024/wordml/sdtformatlock" xmlns:w16se="http://schemas.microsoft.com/office/word/2015/wordml/symex" xmlns:wpg="http://schemas.microsoft.com/office/word/2010/wordprocessingGroup" xmlns:wpi="http://schemas.microsoft.com/office/word/2010/wordprocessingInk" xmlns:wne="http://schemas.microsoft.com/office/word/2006/wordml" xmlns:wps="http://schemas.microsoft.com/office/word/2010/wordprocessingShape" mc:Ignorable="w14 w15 w16se w16cid w16 w16cex w16sdtdh w16sdtfl w16du wp14">
   <w:p>
     <w:pPr>
       <w:jc w:val="center"/>
@@ -4233,7 +4187,7 @@
 </file>
 
 <file path=word/footnotes.xml><?xml version="1.0" encoding="utf-8"?>
-<w:footnotes xmlns:wpc="http://schemas.microsoft.com/office/word/2010/wordprocessingCanvas" xmlns:cx="http://schemas.microsoft.com/office/drawing/2014/chartex" xmlns:cx1="http://schemas.microsoft.com/office/drawing/2015/9/8/chartex" xmlns:cx2="http://schemas.microsoft.com/office/drawing/2015/10/21/chartex" xmlns:cx3="http://schemas.microsoft.com/office/drawing/2016/5/9/chartex" xmlns:cx4="http://schemas.microsoft.com/office/drawing/2016/5/10/chartex" xmlns:cx5="http://schemas.microsoft.com/office/drawing/2016/5/11/chartex" xmlns:cx6="http://schemas.microsoft.com/office/drawing/2016/5/12/chartex" xmlns:cx7="http://schemas.microsoft.com/office/drawing/2016/5/13/chartex" xmlns:cx8="http://schemas.microsoft.com/office/drawing/2016/5/14/chartex" xmlns:mc="http://schemas.openxmlformats.org/markup-compatibility/2006" xmlns:aink="http://schemas.microsoft.com/office/drawing/2016/ink" xmlns:am3d="http://schemas.microsoft.com/office/drawing/2017/model3d" xmlns:o="urn:schemas-microsoft-com:office:office" xmlns:oel="http://schemas.microsoft.com/office/2019/extlst" xmlns:r="http://schemas.openxmlformats.org/officeDocument/2006/relationships" xmlns:m="http://schemas.openxmlformats.org/officeDocument/2006/math" xmlns:v="urn:schemas-microsoft-com:vml" xmlns:wp14="http://schemas.microsoft.com/office/word/2010/wordprocessingDrawing" xmlns:wp="http://schemas.openxmlformats.org/drawingml/2006/wordprocessingDrawing" xmlns:w10="urn:schemas-microsoft-com:office:word" xmlns:w="http://schemas.openxmlformats.org/wordprocessingml/2006/main" xmlns:w14="http://schemas.microsoft.com/office/word/2010/wordml" xmlns:w15="http://schemas.microsoft.com/office/word/2012/wordml" xmlns:w16cex="http://schemas.microsoft.com/office/word/2018/wordml/cex" xmlns:w16cid="http://schemas.microsoft.com/office/word/2016/wordml/cid" xmlns:w16="http://schemas.microsoft.com/office/word/2018/wordml" xmlns:w16sdtdh="http://schemas.microsoft.com/office/word/2020/wordml/sdtdatahash" xmlns:w16se="http://schemas.microsoft.com/office/word/2015/wordml/symex" xmlns:wpg="http://schemas.microsoft.com/office/word/2010/wordprocessingGroup" xmlns:wpi="http://schemas.microsoft.com/office/word/2010/wordprocessingInk" xmlns:wne="http://schemas.microsoft.com/office/word/2006/wordml" xmlns:wps="http://schemas.microsoft.com/office/word/2010/wordprocessingShape" mc:Ignorable="w14 w15 w16se w16cid w16 w16cex w16sdtdh wp14">
+<w:footnotes xmlns:wpc="http://schemas.microsoft.com/office/word/2010/wordprocessingCanvas" xmlns:cx="http://schemas.microsoft.com/office/drawing/2014/chartex" xmlns:cx1="http://schemas.microsoft.com/office/drawing/2015/9/8/chartex" xmlns:cx2="http://schemas.microsoft.com/office/drawing/2015/10/21/chartex" xmlns:cx3="http://schemas.microsoft.com/office/drawing/2016/5/9/chartex" xmlns:cx4="http://schemas.microsoft.com/office/drawing/2016/5/10/chartex" xmlns:cx5="http://schemas.microsoft.com/office/drawing/2016/5/11/chartex" xmlns:cx6="http://schemas.microsoft.com/office/drawing/2016/5/12/chartex" xmlns:cx7="http://schemas.microsoft.com/office/drawing/2016/5/13/chartex" xmlns:cx8="http://schemas.microsoft.com/office/drawing/2016/5/14/chartex" xmlns:mc="http://schemas.openxmlformats.org/markup-compatibility/2006" xmlns:aink="http://schemas.microsoft.com/office/drawing/2016/ink" xmlns:am3d="http://schemas.microsoft.com/office/drawing/2017/model3d" xmlns:o="urn:schemas-microsoft-com:office:office" xmlns:oel="http://schemas.microsoft.com/office/2019/extlst" xmlns:r="http://schemas.openxmlformats.org/officeDocument/2006/relationships" xmlns:m="http://schemas.openxmlformats.org/officeDocument/2006/math" xmlns:v="urn:schemas-microsoft-com:vml" xmlns:wp14="http://schemas.microsoft.com/office/word/2010/wordprocessingDrawing" xmlns:wp="http://schemas.openxmlformats.org/drawingml/2006/wordprocessingDrawing" xmlns:w10="urn:schemas-microsoft-com:office:word" xmlns:w="http://schemas.openxmlformats.org/wordprocessingml/2006/main" xmlns:w14="http://schemas.microsoft.com/office/word/2010/wordml" xmlns:w15="http://schemas.microsoft.com/office/word/2012/wordml" xmlns:w16cex="http://schemas.microsoft.com/office/word/2018/wordml/cex" xmlns:w16cid="http://schemas.microsoft.com/office/word/2016/wordml/cid" xmlns:w16="http://schemas.microsoft.com/office/word/2018/wordml" xmlns:w16du="http://schemas.microsoft.com/office/word/2023/wordml/word16du" xmlns:w16sdtdh="http://schemas.microsoft.com/office/word/2020/wordml/sdtdatahash" xmlns:w16sdtfl="http://schemas.microsoft.com/office/word/2024/wordml/sdtformatlock" xmlns:w16se="http://schemas.microsoft.com/office/word/2015/wordml/symex" xmlns:wpg="http://schemas.microsoft.com/office/word/2010/wordprocessingGroup" xmlns:wpi="http://schemas.microsoft.com/office/word/2010/wordprocessingInk" xmlns:wne="http://schemas.microsoft.com/office/word/2006/wordml" xmlns:wps="http://schemas.microsoft.com/office/word/2010/wordprocessingShape" mc:Ignorable="w14 w15 w16se w16cid w16 w16cex w16sdtdh w16sdtfl w16du wp14">
   <w:footnote w:type="separator" w:id="-1">
     <w:p>
       <w:r>
@@ -4255,7 +4209,7 @@
 </file>
 
 <file path=word/header1.xml><?xml version="1.0" encoding="utf-8"?>
-<w:hdr xmlns:wpc="http://schemas.microsoft.com/office/word/2010/wordprocessingCanvas" xmlns:cx="http://schemas.microsoft.com/office/drawing/2014/chartex" xmlns:cx1="http://schemas.microsoft.com/office/drawing/2015/9/8/chartex" xmlns:cx2="http://schemas.microsoft.com/office/drawing/2015/10/21/chartex" xmlns:cx3="http://schemas.microsoft.com/office/drawing/2016/5/9/chartex" xmlns:cx4="http://schemas.microsoft.com/office/drawing/2016/5/10/chartex" xmlns:cx5="http://schemas.microsoft.com/office/drawing/2016/5/11/chartex" xmlns:cx6="http://schemas.microsoft.com/office/drawing/2016/5/12/chartex" xmlns:cx7="http://schemas.microsoft.com/office/drawing/2016/5/13/chartex" xmlns:cx8="http://schemas.microsoft.com/office/drawing/2016/5/14/chartex" xmlns:mc="http://schemas.openxmlformats.org/markup-compatibility/2006" xmlns:aink="http://schemas.microsoft.com/office/drawing/2016/ink" xmlns:am3d="http://schemas.microsoft.com/office/drawing/2017/model3d" xmlns:o="urn:schemas-microsoft-com:office:office" xmlns:oel="http://schemas.microsoft.com/office/2019/extlst" xmlns:r="http://schemas.openxmlformats.org/officeDocument/2006/relationships" xmlns:m="http://schemas.openxmlformats.org/officeDocument/2006/math" xmlns:v="urn:schemas-microsoft-com:vml" xmlns:wp14="http://schemas.microsoft.com/office/word/2010/wordprocessingDrawing" xmlns:wp="http://schemas.openxmlformats.org/drawingml/2006/wordprocessingDrawing" xmlns:w10="urn:schemas-microsoft-com:office:word" xmlns:w="http://schemas.openxmlformats.org/wordprocessingml/2006/main" xmlns:w14="http://schemas.microsoft.com/office/word/2010/wordml" xmlns:w15="http://schemas.microsoft.com/office/word/2012/wordml" xmlns:w16cex="http://schemas.microsoft.com/office/word/2018/wordml/cex" xmlns:w16cid="http://schemas.microsoft.com/office/word/2016/wordml/cid" xmlns:w16="http://schemas.microsoft.com/office/word/2018/wordml" xmlns:w16sdtdh="http://schemas.microsoft.com/office/word/2020/wordml/sdtdatahash" xmlns:w16se="http://schemas.microsoft.com/office/word/2015/wordml/symex" xmlns:wpg="http://schemas.microsoft.com/office/word/2010/wordprocessingGroup" xmlns:wpi="http://schemas.microsoft.com/office/word/2010/wordprocessingInk" xmlns:wne="http://schemas.microsoft.com/office/word/2006/wordml" xmlns:wps="http://schemas.microsoft.com/office/word/2010/wordprocessingShape" mc:Ignorable="w14 w15 w16se w16cid w16 w16cex w16sdtdh wp14">
+<w:hdr xmlns:wpc="http://schemas.microsoft.com/office/word/2010/wordprocessingCanvas" xmlns:cx="http://schemas.microsoft.com/office/drawing/2014/chartex" xmlns:cx1="http://schemas.microsoft.com/office/drawing/2015/9/8/chartex" xmlns:cx2="http://schemas.microsoft.com/office/drawing/2015/10/21/chartex" xmlns:cx3="http://schemas.microsoft.com/office/drawing/2016/5/9/chartex" xmlns:cx4="http://schemas.microsoft.com/office/drawing/2016/5/10/chartex" xmlns:cx5="http://schemas.microsoft.com/office/drawing/2016/5/11/chartex" xmlns:cx6="http://schemas.microsoft.com/office/drawing/2016/5/12/chartex" xmlns:cx7="http://schemas.microsoft.com/office/drawing/2016/5/13/chartex" xmlns:cx8="http://schemas.microsoft.com/office/drawing/2016/5/14/chartex" xmlns:mc="http://schemas.openxmlformats.org/markup-compatibility/2006" xmlns:aink="http://schemas.microsoft.com/office/drawing/2016/ink" xmlns:am3d="http://schemas.microsoft.com/office/drawing/2017/model3d" xmlns:o="urn:schemas-microsoft-com:office:office" xmlns:oel="http://schemas.microsoft.com/office/2019/extlst" xmlns:r="http://schemas.openxmlformats.org/officeDocument/2006/relationships" xmlns:m="http://schemas.openxmlformats.org/officeDocument/2006/math" xmlns:v="urn:schemas-microsoft-com:vml" xmlns:wp14="http://schemas.microsoft.com/office/word/2010/wordprocessingDrawing" xmlns:wp="http://schemas.openxmlformats.org/drawingml/2006/wordprocessingDrawing" xmlns:w10="urn:schemas-microsoft-com:office:word" xmlns:w="http://schemas.openxmlformats.org/wordprocessingml/2006/main" xmlns:w14="http://schemas.microsoft.com/office/word/2010/wordml" xmlns:w15="http://schemas.microsoft.com/office/word/2012/wordml" xmlns:w16cex="http://schemas.microsoft.com/office/word/2018/wordml/cex" xmlns:w16cid="http://schemas.microsoft.com/office/word/2016/wordml/cid" xmlns:w16="http://schemas.microsoft.com/office/word/2018/wordml" xmlns:w16du="http://schemas.microsoft.com/office/word/2023/wordml/word16du" xmlns:w16sdtdh="http://schemas.microsoft.com/office/word/2020/wordml/sdtdatahash" xmlns:w16sdtfl="http://schemas.microsoft.com/office/word/2024/wordml/sdtformatlock" xmlns:w16se="http://schemas.microsoft.com/office/word/2015/wordml/symex" xmlns:wpg="http://schemas.microsoft.com/office/word/2010/wordprocessingGroup" xmlns:wpi="http://schemas.microsoft.com/office/word/2010/wordprocessingInk" xmlns:wne="http://schemas.microsoft.com/office/word/2006/wordml" xmlns:wps="http://schemas.microsoft.com/office/word/2010/wordprocessingShape" mc:Ignorable="w14 w15 w16se w16cid w16 w16cex w16sdtdh w16sdtfl w16du wp14">
   <w:p>
     <w:r>
       <w:t xml:space="preserve">   </w:t>
@@ -4265,7 +4219,7 @@
 </file>
 
 <file path=word/header2.xml><?xml version="1.0" encoding="utf-8"?>
-<w:hdr xmlns:wpc="http://schemas.microsoft.com/office/word/2010/wordprocessingCanvas" xmlns:cx="http://schemas.microsoft.com/office/drawing/2014/chartex" xmlns:cx1="http://schemas.microsoft.com/office/drawing/2015/9/8/chartex" xmlns:cx2="http://schemas.microsoft.com/office/drawing/2015/10/21/chartex" xmlns:cx3="http://schemas.microsoft.com/office/drawing/2016/5/9/chartex" xmlns:cx4="http://schemas.microsoft.com/office/drawing/2016/5/10/chartex" xmlns:cx5="http://schemas.microsoft.com/office/drawing/2016/5/11/chartex" xmlns:cx6="http://schemas.microsoft.com/office/drawing/2016/5/12/chartex" xmlns:cx7="http://schemas.microsoft.com/office/drawing/2016/5/13/chartex" xmlns:cx8="http://schemas.microsoft.com/office/drawing/2016/5/14/chartex" xmlns:mc="http://schemas.openxmlformats.org/markup-compatibility/2006" xmlns:aink="http://schemas.microsoft.com/office/drawing/2016/ink" xmlns:am3d="http://schemas.microsoft.com/office/drawing/2017/model3d" xmlns:o="urn:schemas-microsoft-com:office:office" xmlns:oel="http://schemas.microsoft.com/office/2019/extlst" xmlns:r="http://schemas.openxmlformats.org/officeDocument/2006/relationships" xmlns:m="http://schemas.openxmlformats.org/officeDocument/2006/math" xmlns:v="urn:schemas-microsoft-com:vml" xmlns:wp14="http://schemas.microsoft.com/office/word/2010/wordprocessingDrawing" xmlns:wp="http://schemas.openxmlformats.org/drawingml/2006/wordprocessingDrawing" xmlns:w10="urn:schemas-microsoft-com:office:word" xmlns:w="http://schemas.openxmlformats.org/wordprocessingml/2006/main" xmlns:w14="http://schemas.microsoft.com/office/word/2010/wordml" xmlns:w15="http://schemas.microsoft.com/office/word/2012/wordml" xmlns:w16cex="http://schemas.microsoft.com/office/word/2018/wordml/cex" xmlns:w16cid="http://schemas.microsoft.com/office/word/2016/wordml/cid" xmlns:w16="http://schemas.microsoft.com/office/word/2018/wordml" xmlns:w16sdtdh="http://schemas.microsoft.com/office/word/2020/wordml/sdtdatahash" xmlns:w16se="http://schemas.microsoft.com/office/word/2015/wordml/symex" xmlns:wpg="http://schemas.microsoft.com/office/word/2010/wordprocessingGroup" xmlns:wpi="http://schemas.microsoft.com/office/word/2010/wordprocessingInk" xmlns:wne="http://schemas.microsoft.com/office/word/2006/wordml" xmlns:wps="http://schemas.microsoft.com/office/word/2010/wordprocessingShape" mc:Ignorable="w14 w15 w16se w16cid w16 w16cex w16sdtdh wp14">
+<w:hdr xmlns:wpc="http://schemas.microsoft.com/office/word/2010/wordprocessingCanvas" xmlns:cx="http://schemas.microsoft.com/office/drawing/2014/chartex" xmlns:cx1="http://schemas.microsoft.com/office/drawing/2015/9/8/chartex" xmlns:cx2="http://schemas.microsoft.com/office/drawing/2015/10/21/chartex" xmlns:cx3="http://schemas.microsoft.com/office/drawing/2016/5/9/chartex" xmlns:cx4="http://schemas.microsoft.com/office/drawing/2016/5/10/chartex" xmlns:cx5="http://schemas.microsoft.com/office/drawing/2016/5/11/chartex" xmlns:cx6="http://schemas.microsoft.com/office/drawing/2016/5/12/chartex" xmlns:cx7="http://schemas.microsoft.com/office/drawing/2016/5/13/chartex" xmlns:cx8="http://schemas.microsoft.com/office/drawing/2016/5/14/chartex" xmlns:mc="http://schemas.openxmlformats.org/markup-compatibility/2006" xmlns:aink="http://schemas.microsoft.com/office/drawing/2016/ink" xmlns:am3d="http://schemas.microsoft.com/office/drawing/2017/model3d" xmlns:o="urn:schemas-microsoft-com:office:office" xmlns:oel="http://schemas.microsoft.com/office/2019/extlst" xmlns:r="http://schemas.openxmlformats.org/officeDocument/2006/relationships" xmlns:m="http://schemas.openxmlformats.org/officeDocument/2006/math" xmlns:v="urn:schemas-microsoft-com:vml" xmlns:wp14="http://schemas.microsoft.com/office/word/2010/wordprocessingDrawing" xmlns:wp="http://schemas.openxmlformats.org/drawingml/2006/wordprocessingDrawing" xmlns:w10="urn:schemas-microsoft-com:office:word" xmlns:w="http://schemas.openxmlformats.org/wordprocessingml/2006/main" xmlns:w14="http://schemas.microsoft.com/office/word/2010/wordml" xmlns:w15="http://schemas.microsoft.com/office/word/2012/wordml" xmlns:w16cex="http://schemas.microsoft.com/office/word/2018/wordml/cex" xmlns:w16cid="http://schemas.microsoft.com/office/word/2016/wordml/cid" xmlns:w16="http://schemas.microsoft.com/office/word/2018/wordml" xmlns:w16du="http://schemas.microsoft.com/office/word/2023/wordml/word16du" xmlns:w16sdtdh="http://schemas.microsoft.com/office/word/2020/wordml/sdtdatahash" xmlns:w16sdtfl="http://schemas.microsoft.com/office/word/2024/wordml/sdtformatlock" xmlns:w16se="http://schemas.microsoft.com/office/word/2015/wordml/symex" xmlns:wpg="http://schemas.microsoft.com/office/word/2010/wordprocessingGroup" xmlns:wpi="http://schemas.microsoft.com/office/word/2010/wordprocessingInk" xmlns:wne="http://schemas.microsoft.com/office/word/2006/wordml" xmlns:wps="http://schemas.microsoft.com/office/word/2010/wordprocessingShape" mc:Ignorable="w14 w15 w16se w16cid w16 w16cex w16sdtdh w16sdtfl w16du wp14">
   <w:p>
     <w:pPr>
       <w:rPr>
@@ -4358,7 +4312,7 @@
 </file>
 
 <file path=word/numbering.xml><?xml version="1.0" encoding="utf-8"?>
-<w:numbering xmlns:wpc="http://schemas.microsoft.com/office/word/2010/wordprocessingCanvas" xmlns:cx="http://schemas.microsoft.com/office/drawing/2014/chartex" xmlns:cx1="http://schemas.microsoft.com/office/drawing/2015/9/8/chartex" xmlns:cx2="http://schemas.microsoft.com/office/drawing/2015/10/21/chartex" xmlns:cx3="http://schemas.microsoft.com/office/drawing/2016/5/9/chartex" xmlns:cx4="http://schemas.microsoft.com/office/drawing/2016/5/10/chartex" xmlns:cx5="http://schemas.microsoft.com/office/drawing/2016/5/11/chartex" xmlns:cx6="http://schemas.microsoft.com/office/drawing/2016/5/12/chartex" xmlns:cx7="http://schemas.microsoft.com/office/drawing/2016/5/13/chartex" xmlns:cx8="http://schemas.microsoft.com/office/drawing/2016/5/14/chartex" xmlns:mc="http://schemas.openxmlformats.org/markup-compatibility/2006" xmlns:aink="http://schemas.microsoft.com/office/drawing/2016/ink" xmlns:am3d="http://schemas.microsoft.com/office/drawing/2017/model3d" xmlns:o="urn:schemas-microsoft-com:office:office" xmlns:oel="http://schemas.microsoft.com/office/2019/extlst" xmlns:r="http://schemas.openxmlformats.org/officeDocument/2006/relationships" xmlns:m="http://schemas.openxmlformats.org/officeDocument/2006/math" xmlns:v="urn:schemas-microsoft-com:vml" xmlns:wp14="http://schemas.microsoft.com/office/word/2010/wordprocessingDrawing" xmlns:wp="http://schemas.openxmlformats.org/drawingml/2006/wordprocessingDrawing" xmlns:w10="urn:schemas-microsoft-com:office:word" xmlns:w="http://schemas.openxmlformats.org/wordprocessingml/2006/main" xmlns:w14="http://schemas.microsoft.com/office/word/2010/wordml" xmlns:w15="http://schemas.microsoft.com/office/word/2012/wordml" xmlns:w16cex="http://schemas.microsoft.com/office/word/2018/wordml/cex" xmlns:w16cid="http://schemas.microsoft.com/office/word/2016/wordml/cid" xmlns:w16="http://schemas.microsoft.com/office/word/2018/wordml" xmlns:w16sdtdh="http://schemas.microsoft.com/office/word/2020/wordml/sdtdatahash" xmlns:w16se="http://schemas.microsoft.com/office/word/2015/wordml/symex" xmlns:wpg="http://schemas.microsoft.com/office/word/2010/wordprocessingGroup" xmlns:wpi="http://schemas.microsoft.com/office/word/2010/wordprocessingInk" xmlns:wne="http://schemas.microsoft.com/office/word/2006/wordml" xmlns:wps="http://schemas.microsoft.com/office/word/2010/wordprocessingShape" mc:Ignorable="w14 w15 w16se w16cid w16 w16cex w16sdtdh wp14">
+<w:numbering xmlns:wpc="http://schemas.microsoft.com/office/word/2010/wordprocessingCanvas" xmlns:cx="http://schemas.microsoft.com/office/drawing/2014/chartex" xmlns:cx1="http://schemas.microsoft.com/office/drawing/2015/9/8/chartex" xmlns:cx2="http://schemas.microsoft.com/office/drawing/2015/10/21/chartex" xmlns:cx3="http://schemas.microsoft.com/office/drawing/2016/5/9/chartex" xmlns:cx4="http://schemas.microsoft.com/office/drawing/2016/5/10/chartex" xmlns:cx5="http://schemas.microsoft.com/office/drawing/2016/5/11/chartex" xmlns:cx6="http://schemas.microsoft.com/office/drawing/2016/5/12/chartex" xmlns:cx7="http://schemas.microsoft.com/office/drawing/2016/5/13/chartex" xmlns:cx8="http://schemas.microsoft.com/office/drawing/2016/5/14/chartex" xmlns:mc="http://schemas.openxmlformats.org/markup-compatibility/2006" xmlns:aink="http://schemas.microsoft.com/office/drawing/2016/ink" xmlns:am3d="http://schemas.microsoft.com/office/drawing/2017/model3d" xmlns:o="urn:schemas-microsoft-com:office:office" xmlns:oel="http://schemas.microsoft.com/office/2019/extlst" xmlns:r="http://schemas.openxmlformats.org/officeDocument/2006/relationships" xmlns:m="http://schemas.openxmlformats.org/officeDocument/2006/math" xmlns:v="urn:schemas-microsoft-com:vml" xmlns:wp14="http://schemas.microsoft.com/office/word/2010/wordprocessingDrawing" xmlns:wp="http://schemas.openxmlformats.org/drawingml/2006/wordprocessingDrawing" xmlns:w10="urn:schemas-microsoft-com:office:word" xmlns:w="http://schemas.openxmlformats.org/wordprocessingml/2006/main" xmlns:w14="http://schemas.microsoft.com/office/word/2010/wordml" xmlns:w15="http://schemas.microsoft.com/office/word/2012/wordml" xmlns:w16cex="http://schemas.microsoft.com/office/word/2018/wordml/cex" xmlns:w16cid="http://schemas.microsoft.com/office/word/2016/wordml/cid" xmlns:w16="http://schemas.microsoft.com/office/word/2018/wordml" xmlns:w16du="http://schemas.microsoft.com/office/word/2023/wordml/word16du" xmlns:w16sdtdh="http://schemas.microsoft.com/office/word/2020/wordml/sdtdatahash" xmlns:w16sdtfl="http://schemas.microsoft.com/office/word/2024/wordml/sdtformatlock" xmlns:w16se="http://schemas.microsoft.com/office/word/2015/wordml/symex" xmlns:wpg="http://schemas.microsoft.com/office/word/2010/wordprocessingGroup" xmlns:wpi="http://schemas.microsoft.com/office/word/2010/wordprocessingInk" xmlns:wne="http://schemas.microsoft.com/office/word/2006/wordml" xmlns:wps="http://schemas.microsoft.com/office/word/2010/wordprocessingShape" mc:Ignorable="w14 w15 w16se w16cid w16 w16cex w16sdtdh w16sdtfl w16du wp14">
   <w:numPicBullet w:numPicBulletId="0">
     <w:pict>
       <v:shapetype id="_x0000_t75" coordsize="21600,21600" o:spt="75" o:preferrelative="t" path="m@4@5l@4@11@9@11@9@5xe" filled="f" stroked="f">
@@ -4380,14 +4334,14 @@
         <v:path o:extrusionok="f" gradientshapeok="t" o:connecttype="rect"/>
         <o:lock v:ext="edit" aspectratio="t"/>
       </v:shapetype>
-      <v:shape id="_x0000_i1046" type="#_x0000_t75" style="width:15pt;height:15pt;visibility:visible;mso-wrap-style:square" o:bullet="t">
+      <v:shape id="_x0000_i1063" type="#_x0000_t75" style="width:15pt;height:15pt;visibility:visible;mso-wrap-style:square" o:bullet="t">
         <v:imagedata r:id="rId1" o:title=""/>
       </v:shape>
     </w:pict>
   </w:numPicBullet>
   <w:numPicBullet w:numPicBulletId="1">
     <w:pict>
-      <v:shape id="_x0000_i1047" type="#_x0000_t75" style="width:12.7pt;height:12.7pt;visibility:visible;mso-wrap-style:square" o:bullet="t">
+      <v:shape id="_x0000_i1064" type="#_x0000_t75" style="width:12.6pt;height:12.6pt;visibility:visible;mso-wrap-style:square" o:bullet="t">
         <v:imagedata r:id="rId2" o:title=""/>
       </v:shape>
     </w:pict>
@@ -9752,7 +9706,7 @@
 </file>
 
 <file path=word/styles.xml><?xml version="1.0" encoding="utf-8"?>
-<w:styles xmlns:mc="http://schemas.openxmlformats.org/markup-compatibility/2006" xmlns:r="http://schemas.openxmlformats.org/officeDocument/2006/relationships" xmlns:w="http://schemas.openxmlformats.org/wordprocessingml/2006/main" xmlns:w14="http://schemas.microsoft.com/office/word/2010/wordml" xmlns:w15="http://schemas.microsoft.com/office/word/2012/wordml" xmlns:w16cex="http://schemas.microsoft.com/office/word/2018/wordml/cex" xmlns:w16cid="http://schemas.microsoft.com/office/word/2016/wordml/cid" xmlns:w16="http://schemas.microsoft.com/office/word/2018/wordml" xmlns:w16sdtdh="http://schemas.microsoft.com/office/word/2020/wordml/sdtdatahash" xmlns:w16se="http://schemas.microsoft.com/office/word/2015/wordml/symex" mc:Ignorable="w14 w15 w16se w16cid w16 w16cex w16sdtdh">
+<w:styles xmlns:mc="http://schemas.openxmlformats.org/markup-compatibility/2006" xmlns:r="http://schemas.openxmlformats.org/officeDocument/2006/relationships" xmlns:w="http://schemas.openxmlformats.org/wordprocessingml/2006/main" xmlns:w14="http://schemas.microsoft.com/office/word/2010/wordml" xmlns:w15="http://schemas.microsoft.com/office/word/2012/wordml" xmlns:w16cex="http://schemas.microsoft.com/office/word/2018/wordml/cex" xmlns:w16cid="http://schemas.microsoft.com/office/word/2016/wordml/cid" xmlns:w16="http://schemas.microsoft.com/office/word/2018/wordml" xmlns:w16du="http://schemas.microsoft.com/office/word/2023/wordml/word16du" xmlns:w16sdtdh="http://schemas.microsoft.com/office/word/2020/wordml/sdtdatahash" xmlns:w16sdtfl="http://schemas.microsoft.com/office/word/2024/wordml/sdtformatlock" xmlns:w16se="http://schemas.microsoft.com/office/word/2015/wordml/symex" mc:Ignorable="w14 w15 w16se w16cid w16 w16cex w16sdtdh w16sdtfl w16du">
   <w:docDefaults>
     <w:rPrDefault>
       <w:rPr>
@@ -10278,7 +10232,6 @@
   <w:style w:type="character" w:default="1" w:styleId="DefaultParagraphFont">
     <w:name w:val="Default Paragraph Font"/>
     <w:uiPriority w:val="1"/>
-    <w:semiHidden/>
     <w:unhideWhenUsed/>
   </w:style>
   <w:style w:type="table" w:default="1" w:styleId="TableNormal">

--- a/week5/Labs/W5 - S2 - PRACTICE -  API_Integration.docx
+++ b/week5/Labs/W5 - S2 - PRACTICE -  API_Integration.docx
@@ -66,7 +66,7 @@
           <w:noProof/>
         </w:rPr>
         <w:drawing>
-          <wp:inline distT="0" distB="0" distL="0" distR="0" wp14:anchorId="7576610E" wp14:editId="3AEF45CE">
+          <wp:inline distT="0" distB="0" distL="0" distR="0" wp14:anchorId="7576610E" wp14:editId="35C88AAE">
             <wp:extent cx="189865" cy="189865"/>
             <wp:effectExtent l="0" t="0" r="635" b="635"/>
             <wp:docPr id="7" name="Picture 7"/>
@@ -1242,6 +1242,7 @@
               </w:rPr>
             </w:pPr>
             <w:proofErr w:type="spellStart"/>
+            <w:proofErr w:type="gramStart"/>
             <w:r>
               <w:rPr>
                 <w:rStyle w:val="hljs-title"/>
@@ -1255,6 +1256,7 @@
               </w:rPr>
               <w:t>(</w:t>
             </w:r>
+            <w:proofErr w:type="gramEnd"/>
             <w:r>
               <w:rPr>
                 <w:rStyle w:val="hljs-function"/>
@@ -1325,7 +1327,14 @@
               <w:rPr>
                 <w:rStyle w:val="HTMLCode"/>
               </w:rPr>
-              <w:t xml:space="preserve">    .</w:t>
+              <w:t xml:space="preserve">    </w:t>
+            </w:r>
+            <w:proofErr w:type="gramStart"/>
+            <w:r>
+              <w:rPr>
+                <w:rStyle w:val="HTMLCode"/>
+              </w:rPr>
+              <w:t>.</w:t>
             </w:r>
             <w:r>
               <w:rPr>
@@ -1333,6 +1342,7 @@
               </w:rPr>
               <w:t>then</w:t>
             </w:r>
+            <w:proofErr w:type="gramEnd"/>
             <w:r>
               <w:rPr>
                 <w:rStyle w:val="HTMLCode"/>
@@ -1397,7 +1407,14 @@
               <w:rPr>
                 <w:rStyle w:val="HTMLCode"/>
               </w:rPr>
-              <w:t xml:space="preserve">    .</w:t>
+              <w:t xml:space="preserve">    </w:t>
+            </w:r>
+            <w:proofErr w:type="gramStart"/>
+            <w:r>
+              <w:rPr>
+                <w:rStyle w:val="HTMLCode"/>
+              </w:rPr>
+              <w:t>.</w:t>
             </w:r>
             <w:r>
               <w:rPr>
@@ -1405,6 +1422,7 @@
               </w:rPr>
               <w:t>catch</w:t>
             </w:r>
+            <w:proofErr w:type="gramEnd"/>
             <w:r>
               <w:rPr>
                 <w:rStyle w:val="HTMLCode"/>
@@ -1548,6 +1566,7 @@
         <w:t xml:space="preserve">Use </w:t>
       </w:r>
       <w:proofErr w:type="spellStart"/>
+      <w:proofErr w:type="gramStart"/>
       <w:r>
         <w:rPr>
           <w:rStyle w:val="HTMLCode"/>
@@ -1559,7 +1578,14 @@
         <w:rPr>
           <w:rStyle w:val="HTMLCode"/>
         </w:rPr>
-        <w:t>()</w:t>
+        <w:t>(</w:t>
+      </w:r>
+      <w:proofErr w:type="gramEnd"/>
+      <w:r>
+        <w:rPr>
+          <w:rStyle w:val="HTMLCode"/>
+        </w:rPr>
+        <w:t>)</w:t>
       </w:r>
       <w:r>
         <w:t xml:space="preserve"> from React Router.</w:t>
@@ -1876,6 +1902,7 @@
               </w:tabs>
             </w:pPr>
             <w:proofErr w:type="spellStart"/>
+            <w:proofErr w:type="gramStart"/>
             <w:r>
               <w:rPr>
                 <w:rStyle w:val="HTMLCode"/>
@@ -1895,6 +1922,7 @@
               </w:rPr>
               <w:t>(</w:t>
             </w:r>
+            <w:proofErr w:type="gramEnd"/>
             <w:r>
               <w:rPr>
                 <w:rStyle w:val="hljs-string"/>
@@ -2195,6 +2223,7 @@
         <w:t xml:space="preserve">How did using </w:t>
       </w:r>
       <w:proofErr w:type="spellStart"/>
+      <w:proofErr w:type="gramStart"/>
       <w:r>
         <w:rPr>
           <w:rStyle w:val="HTMLCode"/>
@@ -2206,7 +2235,14 @@
         <w:rPr>
           <w:rStyle w:val="HTMLCode"/>
         </w:rPr>
-        <w:t>()</w:t>
+        <w:t>(</w:t>
+      </w:r>
+      <w:proofErr w:type="gramEnd"/>
+      <w:r>
+        <w:rPr>
+          <w:rStyle w:val="HTMLCode"/>
+        </w:rPr>
+        <w:t>)</w:t>
       </w:r>
       <w:r>
         <w:t xml:space="preserve"> and </w:t>
@@ -2221,6 +2257,48 @@
       <w:proofErr w:type="spellEnd"/>
       <w:r>
         <w:t xml:space="preserve"> help separate logic from UI?</w:t>
+      </w:r>
+    </w:p>
+    <w:p>
+      <w:pPr>
+        <w:pStyle w:val="NormalWeb"/>
+        <w:ind w:left="720"/>
+        <w:rPr>
+          <w:lang w:eastAsia="en-US"/>
+        </w:rPr>
+      </w:pPr>
+      <w:proofErr w:type="spellStart"/>
+      <w:proofErr w:type="gramStart"/>
+      <w:r>
+        <w:rPr>
+          <w:rStyle w:val="HTMLCode"/>
+        </w:rPr>
+        <w:t>useEffect</w:t>
+      </w:r>
+      <w:proofErr w:type="spellEnd"/>
+      <w:r>
+        <w:rPr>
+          <w:rStyle w:val="HTMLCode"/>
+        </w:rPr>
+        <w:t>(</w:t>
+      </w:r>
+      <w:proofErr w:type="gramEnd"/>
+      <w:r>
+        <w:rPr>
+          <w:rStyle w:val="HTMLCode"/>
+        </w:rPr>
+        <w:t>)</w:t>
+      </w:r>
+      <w:r>
+        <w:t xml:space="preserve"> let me handle data fetching separately from the UI rendering. Instead of mixing API calls inside the JSX, I kept them in one place, which made the code cleaner. Using </w:t>
+      </w:r>
+      <w:proofErr w:type="spellStart"/>
+      <w:r>
+        <w:t>axios</w:t>
+      </w:r>
+      <w:proofErr w:type="spellEnd"/>
+      <w:r>
+        <w:t xml:space="preserve"> also simplified requests and responses, so the UI just focuses on displaying data.</w:t>
       </w:r>
     </w:p>
     <w:p>
@@ -2238,6 +2316,18 @@
     <w:p>
       <w:pPr>
         <w:pStyle w:val="NormalWeb"/>
+        <w:ind w:left="720"/>
+        <w:rPr>
+          <w:lang w:eastAsia="en-US"/>
+        </w:rPr>
+      </w:pPr>
+      <w:r>
+        <w:t>The main challenge was handling multiple states that affect the same data (journalist, category, articles). Sometimes one filter would overwrite the other. I solved it by clearly tracking each state and controlling when API calls should happen.</w:t>
+      </w:r>
+    </w:p>
+    <w:p>
+      <w:pPr>
+        <w:pStyle w:val="NormalWeb"/>
         <w:numPr>
           <w:ilvl w:val="0"/>
           <w:numId w:val="38"/>
@@ -2245,6 +2335,30 @@
       </w:pPr>
       <w:r>
         <w:t>How does REST structure help React developers write cleaner frontend code?</w:t>
+      </w:r>
+    </w:p>
+    <w:p>
+      <w:pPr>
+        <w:pStyle w:val="NormalWeb"/>
+        <w:ind w:left="720"/>
+      </w:pPr>
+      <w:r>
+        <w:rPr>
+          <w:lang w:val="en"/>
+        </w:rPr>
+        <w:t>REST gives clear and predictable endpoints, so it’s easy to know what to call and when. This makes the frontend logic simpler because you don’t need complex data manipulation</w:t>
+      </w:r>
+      <w:r>
+        <w:rPr>
+          <w:lang w:val="en"/>
+        </w:rPr>
+        <w:t xml:space="preserve">, </w:t>
+      </w:r>
+      <w:r>
+        <w:rPr>
+          <w:lang w:val="en"/>
+        </w:rPr>
+        <w:t>just call the right endpoint and display the result.</w:t>
       </w:r>
     </w:p>
     <w:p>
@@ -2857,6 +2971,7 @@
               </w:rPr>
             </w:pPr>
             <w:proofErr w:type="spellStart"/>
+            <w:proofErr w:type="gramStart"/>
             <w:r>
               <w:rPr>
                 <w:rStyle w:val="hljs-title"/>
@@ -2870,6 +2985,7 @@
               </w:rPr>
               <w:t>(</w:t>
             </w:r>
+            <w:proofErr w:type="gramEnd"/>
             <w:r>
               <w:rPr>
                 <w:rStyle w:val="hljs-function"/>
@@ -2897,6 +3013,7 @@
               <w:t xml:space="preserve">  </w:t>
             </w:r>
             <w:proofErr w:type="spellStart"/>
+            <w:proofErr w:type="gramStart"/>
             <w:r>
               <w:rPr>
                 <w:rStyle w:val="HTMLCode"/>
@@ -2916,6 +3033,7 @@
               </w:rPr>
               <w:t>(</w:t>
             </w:r>
+            <w:proofErr w:type="gramEnd"/>
             <w:r>
               <w:rPr>
                 <w:rStyle w:val="hljs-string"/>
@@ -3001,6 +3119,7 @@
               <w:t xml:space="preserve">  </w:t>
             </w:r>
             <w:proofErr w:type="spellStart"/>
+            <w:proofErr w:type="gramStart"/>
             <w:r>
               <w:rPr>
                 <w:rStyle w:val="HTMLCode"/>
@@ -3020,6 +3139,7 @@
               </w:rPr>
               <w:t>(</w:t>
             </w:r>
+            <w:proofErr w:type="gramEnd"/>
             <w:r>
               <w:rPr>
                 <w:rStyle w:val="hljs-string"/>
@@ -3284,7 +3404,21 @@
               <w:rPr>
                 <w:rStyle w:val="HTMLCode"/>
               </w:rPr>
-              <w:t xml:space="preserve">  .then(res =&gt; </w:t>
+              <w:t xml:space="preserve">  </w:t>
+            </w:r>
+            <w:proofErr w:type="gramStart"/>
+            <w:r>
+              <w:rPr>
+                <w:rStyle w:val="HTMLCode"/>
+              </w:rPr>
+              <w:t>.then</w:t>
+            </w:r>
+            <w:proofErr w:type="gramEnd"/>
+            <w:r>
+              <w:rPr>
+                <w:rStyle w:val="HTMLCode"/>
+              </w:rPr>
+              <w:t xml:space="preserve">(res =&gt; </w:t>
             </w:r>
             <w:proofErr w:type="spellStart"/>
             <w:r>
@@ -3490,7 +3624,21 @@
               <w:rPr>
                 <w:rStyle w:val="HTMLCode"/>
               </w:rPr>
-              <w:t xml:space="preserve">  .then(res =&gt; </w:t>
+              <w:t xml:space="preserve">  </w:t>
+            </w:r>
+            <w:proofErr w:type="gramStart"/>
+            <w:r>
+              <w:rPr>
+                <w:rStyle w:val="HTMLCode"/>
+              </w:rPr>
+              <w:t>.then</w:t>
+            </w:r>
+            <w:proofErr w:type="gramEnd"/>
+            <w:r>
+              <w:rPr>
+                <w:rStyle w:val="HTMLCode"/>
+              </w:rPr>
+              <w:t xml:space="preserve">(res =&gt; </w:t>
             </w:r>
             <w:proofErr w:type="spellStart"/>
             <w:r>
@@ -3853,7 +4001,21 @@
         <w:rPr>
           <w:lang w:val="en" w:eastAsia="ko-KR"/>
         </w:rPr>
-        <w:t>Sub-resource routes make the API feel more organized because they show clear relationships between data. For example, /journalists/:id/articles means “get articles written by this journalist.” This improves readability and helps understand how data is connected.</w:t>
+        <w:t xml:space="preserve">Sub-resource routes make the API feel more organized because they show clear relationships between data. For example, /journalists/:id/articles </w:t>
+      </w:r>
+      <w:proofErr w:type="gramStart"/>
+      <w:r>
+        <w:rPr>
+          <w:lang w:val="en" w:eastAsia="ko-KR"/>
+        </w:rPr>
+        <w:t>means</w:t>
+      </w:r>
+      <w:proofErr w:type="gramEnd"/>
+      <w:r>
+        <w:rPr>
+          <w:lang w:val="en" w:eastAsia="ko-KR"/>
+        </w:rPr>
+        <w:t xml:space="preserve"> “get articles written by this journalist.” This improves readability and helps understand how data is connected.</w:t>
       </w:r>
     </w:p>
     <w:p>
@@ -4334,14 +4496,14 @@
         <v:path o:extrusionok="f" gradientshapeok="t" o:connecttype="rect"/>
         <o:lock v:ext="edit" aspectratio="t"/>
       </v:shapetype>
-      <v:shape id="_x0000_i1063" type="#_x0000_t75" style="width:15pt;height:15pt;visibility:visible;mso-wrap-style:square" o:bullet="t">
+      <v:shape id="_x0000_i1046" type="#_x0000_t75" style="width:15.35pt;height:15.35pt;visibility:visible;mso-wrap-style:square" o:bullet="t">
         <v:imagedata r:id="rId1" o:title=""/>
       </v:shape>
     </w:pict>
   </w:numPicBullet>
   <w:numPicBullet w:numPicBulletId="1">
     <w:pict>
-      <v:shape id="_x0000_i1064" type="#_x0000_t75" style="width:12.6pt;height:12.6pt;visibility:visible;mso-wrap-style:square" o:bullet="t">
+      <v:shape id="_x0000_i1047" type="#_x0000_t75" style="width:12.65pt;height:12.65pt;visibility:visible;mso-wrap-style:square" o:bullet="t">
         <v:imagedata r:id="rId2" o:title=""/>
       </v:shape>
     </w:pict>
